--- a/assets/CV_en.docx
+++ b/assets/CV_en.docx
@@ -1,6 +1,6 @@
 
 <file path=word/document.xml><?xml version="1.0" encoding="utf-8"?>
-<w:document xmlns:wpc="http://schemas.microsoft.com/office/word/2010/wordprocessingCanvas" xmlns:cx="http://schemas.microsoft.com/office/drawing/2014/chartex" xmlns:cx1="http://schemas.microsoft.com/office/drawing/2015/9/8/chartex" xmlns:cx2="http://schemas.microsoft.com/office/drawing/2015/10/21/chartex" xmlns:cx3="http://schemas.microsoft.com/office/drawing/2016/5/9/chartex" xmlns:cx4="http://schemas.microsoft.com/office/drawing/2016/5/10/chartex" xmlns:cx5="http://schemas.microsoft.com/office/drawing/2016/5/11/chartex" xmlns:cx6="http://schemas.microsoft.com/office/drawing/2016/5/12/chartex" xmlns:cx7="http://schemas.microsoft.com/office/drawing/2016/5/13/chartex" xmlns:cx8="http://schemas.microsoft.com/office/drawing/2016/5/14/chartex" xmlns:mc="http://schemas.openxmlformats.org/markup-compatibility/2006" xmlns:aink="http://schemas.microsoft.com/office/drawing/2016/ink" xmlns:am3d="http://schemas.microsoft.com/office/drawing/2017/model3d" xmlns:o="urn:schemas-microsoft-com:office:office" xmlns:oel="http://schemas.microsoft.com/office/2019/extlst" xmlns:r="http://schemas.openxmlformats.org/officeDocument/2006/relationships" xmlns:m="http://schemas.openxmlformats.org/officeDocument/2006/math" xmlns:v="urn:schemas-microsoft-com:vml" xmlns:wp14="http://schemas.microsoft.com/office/word/2010/wordprocessingDrawing" xmlns:wp="http://schemas.openxmlformats.org/drawingml/2006/wordprocessingDrawing" xmlns:w10="urn:schemas-microsoft-com:office:word" xmlns:w="http://schemas.openxmlformats.org/wordprocessingml/2006/main" xmlns:w14="http://schemas.microsoft.com/office/word/2010/wordml" xmlns:w15="http://schemas.microsoft.com/office/word/2012/wordml" xmlns:w16cex="http://schemas.microsoft.com/office/word/2018/wordml/cex" xmlns:w16cid="http://schemas.microsoft.com/office/word/2016/wordml/cid" xmlns:w16="http://schemas.microsoft.com/office/word/2018/wordml" xmlns:w16du="http://schemas.microsoft.com/office/word/2023/wordml/word16du" xmlns:w16sdtdh="http://schemas.microsoft.com/office/word/2020/wordml/sdtdatahash" xmlns:w16sdtfl="http://schemas.microsoft.com/office/word/2024/wordml/sdtformatlock" xmlns:w16se="http://schemas.microsoft.com/office/word/2015/wordml/symex" xmlns:wpg="http://schemas.microsoft.com/office/word/2010/wordprocessingGroup" xmlns:wpi="http://schemas.microsoft.com/office/word/2010/wordprocessingInk" xmlns:wne="http://schemas.microsoft.com/office/word/2006/wordml" xmlns:wps="http://schemas.microsoft.com/office/word/2010/wordprocessingShape" mc:Ignorable="w14 w15 w16se w16cid w16 w16cex w16sdtdh w16sdtfl w16du wp14">
+<w:document xmlns:wpc="http://schemas.microsoft.com/office/word/2010/wordprocessingCanvas" xmlns:cx="http://schemas.microsoft.com/office/drawing/2014/chartex" xmlns:cx1="http://schemas.microsoft.com/office/drawing/2015/9/8/chartex" xmlns:cx2="http://schemas.microsoft.com/office/drawing/2015/10/21/chartex" xmlns:cx3="http://schemas.microsoft.com/office/drawing/2016/5/9/chartex" xmlns:cx4="http://schemas.microsoft.com/office/drawing/2016/5/10/chartex" xmlns:cx5="http://schemas.microsoft.com/office/drawing/2016/5/11/chartex" xmlns:cx6="http://schemas.microsoft.com/office/drawing/2016/5/12/chartex" xmlns:cx7="http://schemas.microsoft.com/office/drawing/2016/5/13/chartex" xmlns:cx8="http://schemas.microsoft.com/office/drawing/2016/5/14/chartex" xmlns:mc="http://schemas.openxmlformats.org/markup-compatibility/2006" xmlns:m="http://schemas.openxmlformats.org/officeDocument/2006/math" xmlns:aink="http://schemas.microsoft.com/office/drawing/2016/ink" xmlns:am3d="http://schemas.microsoft.com/office/drawing/2017/model3d" xmlns:oel="http://schemas.microsoft.com/office/2019/extlst" xmlns:r="http://schemas.openxmlformats.org/officeDocument/2006/relationships" xmlns:wp14="http://schemas.microsoft.com/office/word/2010/wordprocessingDrawing" xmlns:wp="http://schemas.openxmlformats.org/drawingml/2006/wordprocessingDrawing" xmlns:wpg="http://schemas.microsoft.com/office/word/2010/wordprocessingGroup" xmlns:wpi="http://schemas.microsoft.com/office/word/2010/wordprocessingInk" xmlns:wps="http://schemas.microsoft.com/office/word/2010/wordprocessingShape" xmlns:o="urn:schemas-microsoft-com:office:office" xmlns:v="urn:schemas-microsoft-com:vml" xmlns:w10="urn:schemas-microsoft-com:office:word" xmlns:w="http://schemas.openxmlformats.org/wordprocessingml/2006/main" xmlns:w14="http://schemas.microsoft.com/office/word/2010/wordml" xmlns:w15="http://schemas.microsoft.com/office/word/2012/wordml" xmlns:w16cex="http://schemas.microsoft.com/office/word/2018/wordml/cex" xmlns:w16cid="http://schemas.microsoft.com/office/word/2016/wordml/cid" xmlns:w16="http://schemas.microsoft.com/office/word/2018/wordml" xmlns:w16sdtdh="http://schemas.microsoft.com/office/word/2020/wordml/sdtdatahash" xmlns:w16sdtfl="http://schemas.microsoft.com/office/word/2024/wordml/sdtformatlock" xmlns:w16se="http://schemas.microsoft.com/office/word/2015/wordml/symex" xmlns:w16du="http://schemas.microsoft.com/office/word/2023/wordml/word16du" xmlns:wne="http://schemas.microsoft.com/office/word/2006/wordml" mc:Ignorable="w14 w15 w16se w16cid w16 w16cex w16sdtdh w16sdtfl w16du wp14">
   <w:body>
     <w:p>
       <w:pPr>
@@ -265,158 +265,6 @@
       <w:pPr>
         <w:pStyle w:val="2"/>
         <w:tabs>
-          <w:tab w:val="right" w:pos="10600"/>
-        </w:tabs>
-        <w:ind w:left="0" w:firstLineChars="50" w:firstLine="110"/>
-        <w:rPr>
-          <w:w w:val="105"/>
-        </w:rPr>
-      </w:pPr>
-      <w:r>
-        <w:rPr>
-          <w:w w:val="105"/>
-        </w:rPr>
-        <w:t xml:space="preserve">Shanghai </w:t>
-      </w:r>
-      <w:proofErr w:type="spellStart"/>
-      <w:r>
-        <w:rPr>
-          <w:w w:val="105"/>
-        </w:rPr>
-        <w:t>Jinyuan</w:t>
-      </w:r>
-      <w:proofErr w:type="spellEnd"/>
-      <w:r>
-        <w:rPr>
-          <w:w w:val="105"/>
-        </w:rPr>
-        <w:t xml:space="preserve"> Senior High School</w:t>
-      </w:r>
-      <w:r>
-        <w:t xml:space="preserve"> </w:t>
-      </w:r>
-      <w:r>
-        <w:t xml:space="preserve">                                                                                                      </w:t>
-      </w:r>
-      <w:r>
-        <w:t xml:space="preserve"> </w:t>
-      </w:r>
-      <w:r>
-        <w:rPr>
-          <w:rFonts w:hint="eastAsia"/>
-          <w:w w:val="105"/>
-          <w:lang w:eastAsia="zh-CN"/>
-        </w:rPr>
-        <w:t>Sh</w:t>
-      </w:r>
-      <w:r>
-        <w:rPr>
-          <w:w w:val="105"/>
-          <w:lang w:eastAsia="zh-CN"/>
-        </w:rPr>
-        <w:t>anghai</w:t>
-      </w:r>
-      <w:r>
-        <w:rPr>
-          <w:w w:val="105"/>
-        </w:rPr>
-        <w:t>,</w:t>
-      </w:r>
-      <w:r>
-        <w:rPr>
-          <w:spacing w:val="-4"/>
-          <w:w w:val="105"/>
-        </w:rPr>
-        <w:t xml:space="preserve"> </w:t>
-      </w:r>
-      <w:r>
-        <w:rPr>
-          <w:rFonts w:hint="eastAsia"/>
-          <w:spacing w:val="-4"/>
-          <w:w w:val="105"/>
-          <w:lang w:eastAsia="zh-CN"/>
-        </w:rPr>
-        <w:t>CN</w:t>
-      </w:r>
-    </w:p>
-    <w:p>
-      <w:pPr>
-        <w:pStyle w:val="2"/>
-        <w:tabs>
-          <w:tab w:val="left" w:pos="8670"/>
-        </w:tabs>
-        <w:ind w:left="0" w:firstLineChars="50" w:firstLine="110"/>
-        <w:rPr>
-          <w:rFonts w:ascii="宋体" w:eastAsia="宋体" w:hAnsi="宋体" w:cs="宋体"/>
-          <w:b w:val="0"/>
-          <w:bCs w:val="0"/>
-          <w:w w:val="105"/>
-          <w:lang w:eastAsia="zh-CN"/>
-        </w:rPr>
-      </w:pPr>
-      <w:r>
-        <w:rPr>
-          <w:b w:val="0"/>
-          <w:bCs w:val="0"/>
-          <w:w w:val="105"/>
-        </w:rPr>
-        <w:t>High School</w:t>
-      </w:r>
-      <w:r>
-        <w:rPr>
-          <w:b w:val="0"/>
-          <w:bCs w:val="0"/>
-          <w:w w:val="105"/>
-        </w:rPr>
-        <w:tab/>
-      </w:r>
-      <w:r>
-        <w:rPr>
-          <w:b w:val="0"/>
-          <w:bCs w:val="0"/>
-          <w:w w:val="105"/>
-        </w:rPr>
-        <w:t>Sep.2021</w:t>
-      </w:r>
-      <w:r>
-        <w:rPr>
-          <w:w w:val="105"/>
-        </w:rPr>
-        <w:t>–</w:t>
-      </w:r>
-      <w:r>
-        <w:rPr>
-          <w:rFonts w:hint="eastAsia"/>
-          <w:w w:val="105"/>
-          <w:lang w:eastAsia="zh-CN"/>
-        </w:rPr>
-        <w:t xml:space="preserve"> </w:t>
-      </w:r>
-      <w:r>
-        <w:rPr>
-          <w:b w:val="0"/>
-          <w:bCs w:val="0"/>
-          <w:w w:val="105"/>
-          <w:lang w:eastAsia="zh-CN"/>
-        </w:rPr>
-        <w:t>Jul. 2023</w:t>
-      </w:r>
-    </w:p>
-    <w:p>
-      <w:pPr>
-        <w:pStyle w:val="2"/>
-        <w:tabs>
-          <w:tab w:val="left" w:pos="9071"/>
-        </w:tabs>
-        <w:rPr>
-          <w:w w:val="105"/>
-        </w:rPr>
-      </w:pPr>
-    </w:p>
-    <w:p>
-      <w:pPr>
-        <w:pStyle w:val="2"/>
-        <w:tabs>
           <w:tab w:val="left" w:pos="9450"/>
         </w:tabs>
       </w:pPr>
@@ -552,7 +400,6 @@
         <w:spacing w:before="7"/>
         <w:ind w:hanging="360"/>
         <w:rPr>
-          <w:rFonts w:hint="eastAsia"/>
           <w:sz w:val="21"/>
           <w:lang w:eastAsia="zh-CN"/>
         </w:rPr>
@@ -571,14 +418,6 @@
           <w:sz w:val="21"/>
         </w:rPr>
         <w:t xml:space="preserve"> </w:t>
-      </w:r>
-      <w:r>
-        <w:rPr>
-          <w:spacing w:val="-2"/>
-          <w:w w:val="105"/>
-          <w:sz w:val="21"/>
-        </w:rPr>
-        <w:t>3.</w:t>
       </w:r>
       <w:r>
         <w:rPr>
@@ -588,55 +427,16 @@
           <w:sz w:val="21"/>
           <w:lang w:eastAsia="zh-CN"/>
         </w:rPr>
-        <w:t>7</w:t>
+        <w:t>70/100</w:t>
       </w:r>
       <w:r>
         <w:rPr>
           <w:spacing w:val="-2"/>
           <w:w w:val="105"/>
           <w:sz w:val="21"/>
-        </w:rPr>
-        <w:t>/4.0</w:t>
-      </w:r>
-      <w:r>
-        <w:rPr>
-          <w:rFonts w:hint="eastAsia"/>
-          <w:spacing w:val="-2"/>
-          <w:w w:val="105"/>
-          <w:sz w:val="21"/>
-          <w:lang w:eastAsia="zh-CN"/>
-        </w:rPr>
-        <w:t xml:space="preserve"> </w:t>
-      </w:r>
-      <w:r>
-        <w:rPr>
-          <w:rFonts w:eastAsia="宋体"/>
-          <w:spacing w:val="-2"/>
-          <w:w w:val="105"/>
-          <w:sz w:val="21"/>
-          <w:lang w:eastAsia="zh-CN"/>
-        </w:rPr>
-        <w:t>(</w:t>
-      </w:r>
-      <w:r>
-        <w:rPr>
-          <w:rFonts w:eastAsia="宋体" w:hint="eastAsia"/>
-          <w:spacing w:val="-2"/>
-          <w:w w:val="105"/>
-          <w:sz w:val="21"/>
-          <w:lang w:eastAsia="zh-CN"/>
-        </w:rPr>
-        <w:t>2:1 Equivalent</w:t>
-      </w:r>
-      <w:r>
-        <w:rPr>
-          <w:rFonts w:eastAsia="宋体"/>
-          <w:spacing w:val="-2"/>
-          <w:w w:val="105"/>
-          <w:sz w:val="21"/>
-          <w:lang w:eastAsia="zh-CN"/>
-        </w:rPr>
-        <w:t>)</w:t>
+          <w:lang w:eastAsia="zh-CN"/>
+        </w:rPr>
+        <w:t xml:space="preserve"> (First Class estimated)</w:t>
       </w:r>
     </w:p>
     <w:p>
@@ -677,6 +477,13 @@
         </w:rPr>
         <w:t>Data Structures, Algorithms, Discrete Mathematics, Operating Systems, Computer Architecture, Parallel Computing, Software Engineering, Programming (C, Python, Kotlin)</w:t>
       </w:r>
+      <w:r>
+        <w:rPr>
+          <w:w w:val="105"/>
+          <w:sz w:val="21"/>
+        </w:rPr>
+        <w:t>, High Performance Computing, Neural Networks &amp; Deep Learning, Computer Graphics</w:t>
+      </w:r>
     </w:p>
     <w:p>
       <w:pPr>
@@ -684,7 +491,6 @@
         <w:spacing w:before="173"/>
         <w:ind w:left="0" w:firstLine="0"/>
         <w:rPr>
-          <w:rFonts w:hint="eastAsia"/>
           <w:lang w:eastAsia="zh-CN"/>
         </w:rPr>
       </w:pPr>
@@ -1065,7 +871,6 @@
         <w:spacing w:before="9"/>
         <w:ind w:right="167"/>
         <w:rPr>
-          <w:rFonts w:hint="eastAsia"/>
           <w:sz w:val="21"/>
           <w:lang w:eastAsia="zh-CN"/>
         </w:rPr>
@@ -1183,11 +988,19 @@
         <w:spacing w:before="10"/>
         <w:ind w:left="112"/>
       </w:pPr>
-      <w:r>
-        <w:rPr>
-          <w:w w:val="105"/>
-        </w:rPr>
-        <w:t>S</w:t>
+      <w:proofErr w:type="spellStart"/>
+      <w:r>
+        <w:rPr>
+          <w:w w:val="105"/>
+        </w:rPr>
+        <w:t>Aerovantage</w:t>
+      </w:r>
+      <w:proofErr w:type="spellEnd"/>
+      <w:r>
+        <w:rPr>
+          <w:w w:val="105"/>
+        </w:rPr>
+        <w:t xml:space="preserve"> - S</w:t>
       </w:r>
       <w:r>
         <w:rPr>
@@ -1272,13 +1085,7 @@
         <w:rPr>
           <w:w w:val="105"/>
         </w:rPr>
-        <w:t>Mar</w:t>
-      </w:r>
-      <w:r>
-        <w:rPr>
-          <w:w w:val="105"/>
-        </w:rPr>
-        <w:t>.</w:t>
+        <w:t>Mar.</w:t>
       </w:r>
       <w:r>
         <w:rPr>
@@ -1291,13 +1098,7 @@
         <w:rPr>
           <w:w w:val="105"/>
         </w:rPr>
-        <w:t>2</w:t>
-      </w:r>
-      <w:r>
-        <w:rPr>
-          <w:w w:val="105"/>
-        </w:rPr>
-        <w:t>026</w:t>
+        <w:t>2026</w:t>
       </w:r>
       <w:r>
         <w:rPr>
@@ -1504,12 +1305,7 @@
       </w:r>
       <w:r>
         <w:tab/>
-      </w:r>
-      <w:r>
-        <w:t>Leeds</w:t>
-      </w:r>
-      <w:r>
-        <w:t>,</w:t>
+        <w:t>Leeds,</w:t>
       </w:r>
       <w:r>
         <w:rPr>
@@ -2015,7 +1811,6 @@
         <w:spacing w:before="7"/>
         <w:ind w:right="433"/>
         <w:rPr>
-          <w:rFonts w:hint="eastAsia"/>
           <w:sz w:val="21"/>
         </w:rPr>
       </w:pPr>
@@ -2349,7 +2144,7 @@
 </file>
 
 <file path=word/endnotes.xml><?xml version="1.0" encoding="utf-8"?>
-<w:endnotes xmlns:wpc="http://schemas.microsoft.com/office/word/2010/wordprocessingCanvas" xmlns:cx="http://schemas.microsoft.com/office/drawing/2014/chartex" xmlns:cx1="http://schemas.microsoft.com/office/drawing/2015/9/8/chartex" xmlns:cx2="http://schemas.microsoft.com/office/drawing/2015/10/21/chartex" xmlns:cx3="http://schemas.microsoft.com/office/drawing/2016/5/9/chartex" xmlns:cx4="http://schemas.microsoft.com/office/drawing/2016/5/10/chartex" xmlns:cx5="http://schemas.microsoft.com/office/drawing/2016/5/11/chartex" xmlns:cx6="http://schemas.microsoft.com/office/drawing/2016/5/12/chartex" xmlns:cx7="http://schemas.microsoft.com/office/drawing/2016/5/13/chartex" xmlns:cx8="http://schemas.microsoft.com/office/drawing/2016/5/14/chartex" xmlns:mc="http://schemas.openxmlformats.org/markup-compatibility/2006" xmlns:aink="http://schemas.microsoft.com/office/drawing/2016/ink" xmlns:am3d="http://schemas.microsoft.com/office/drawing/2017/model3d" xmlns:o="urn:schemas-microsoft-com:office:office" xmlns:oel="http://schemas.microsoft.com/office/2019/extlst" xmlns:r="http://schemas.openxmlformats.org/officeDocument/2006/relationships" xmlns:m="http://schemas.openxmlformats.org/officeDocument/2006/math" xmlns:v="urn:schemas-microsoft-com:vml" xmlns:wp14="http://schemas.microsoft.com/office/word/2010/wordprocessingDrawing" xmlns:wp="http://schemas.openxmlformats.org/drawingml/2006/wordprocessingDrawing" xmlns:w10="urn:schemas-microsoft-com:office:word" xmlns:w="http://schemas.openxmlformats.org/wordprocessingml/2006/main" xmlns:w14="http://schemas.microsoft.com/office/word/2010/wordml" xmlns:w15="http://schemas.microsoft.com/office/word/2012/wordml" xmlns:w16cex="http://schemas.microsoft.com/office/word/2018/wordml/cex" xmlns:w16cid="http://schemas.microsoft.com/office/word/2016/wordml/cid" xmlns:w16="http://schemas.microsoft.com/office/word/2018/wordml" xmlns:w16du="http://schemas.microsoft.com/office/word/2023/wordml/word16du" xmlns:w16sdtdh="http://schemas.microsoft.com/office/word/2020/wordml/sdtdatahash" xmlns:w16sdtfl="http://schemas.microsoft.com/office/word/2024/wordml/sdtformatlock" xmlns:w16se="http://schemas.microsoft.com/office/word/2015/wordml/symex" xmlns:wpg="http://schemas.microsoft.com/office/word/2010/wordprocessingGroup" xmlns:wpi="http://schemas.microsoft.com/office/word/2010/wordprocessingInk" xmlns:wne="http://schemas.microsoft.com/office/word/2006/wordml" xmlns:wps="http://schemas.microsoft.com/office/word/2010/wordprocessingShape" mc:Ignorable="w14 w15 w16se w16cid w16 w16cex w16sdtdh w16sdtfl w16du wp14">
+<w:endnotes xmlns:wpc="http://schemas.microsoft.com/office/word/2010/wordprocessingCanvas" xmlns:cx="http://schemas.microsoft.com/office/drawing/2014/chartex" xmlns:cx1="http://schemas.microsoft.com/office/drawing/2015/9/8/chartex" xmlns:cx2="http://schemas.microsoft.com/office/drawing/2015/10/21/chartex" xmlns:cx3="http://schemas.microsoft.com/office/drawing/2016/5/9/chartex" xmlns:cx4="http://schemas.microsoft.com/office/drawing/2016/5/10/chartex" xmlns:cx5="http://schemas.microsoft.com/office/drawing/2016/5/11/chartex" xmlns:cx6="http://schemas.microsoft.com/office/drawing/2016/5/12/chartex" xmlns:cx7="http://schemas.microsoft.com/office/drawing/2016/5/13/chartex" xmlns:cx8="http://schemas.microsoft.com/office/drawing/2016/5/14/chartex" xmlns:mc="http://schemas.openxmlformats.org/markup-compatibility/2006" xmlns:m="http://schemas.openxmlformats.org/officeDocument/2006/math" xmlns:aink="http://schemas.microsoft.com/office/drawing/2016/ink" xmlns:am3d="http://schemas.microsoft.com/office/drawing/2017/model3d" xmlns:oel="http://schemas.microsoft.com/office/2019/extlst" xmlns:r="http://schemas.openxmlformats.org/officeDocument/2006/relationships" xmlns:wp14="http://schemas.microsoft.com/office/word/2010/wordprocessingDrawing" xmlns:wp="http://schemas.openxmlformats.org/drawingml/2006/wordprocessingDrawing" xmlns:wpg="http://schemas.microsoft.com/office/word/2010/wordprocessingGroup" xmlns:wpi="http://schemas.microsoft.com/office/word/2010/wordprocessingInk" xmlns:wps="http://schemas.microsoft.com/office/word/2010/wordprocessingShape" xmlns:o="urn:schemas-microsoft-com:office:office" xmlns:v="urn:schemas-microsoft-com:vml" xmlns:w10="urn:schemas-microsoft-com:office:word" xmlns:w="http://schemas.openxmlformats.org/wordprocessingml/2006/main" xmlns:w14="http://schemas.microsoft.com/office/word/2010/wordml" xmlns:w15="http://schemas.microsoft.com/office/word/2012/wordml" xmlns:w16cex="http://schemas.microsoft.com/office/word/2018/wordml/cex" xmlns:w16cid="http://schemas.microsoft.com/office/word/2016/wordml/cid" xmlns:w16="http://schemas.microsoft.com/office/word/2018/wordml" xmlns:w16sdtdh="http://schemas.microsoft.com/office/word/2020/wordml/sdtdatahash" xmlns:w16sdtfl="http://schemas.microsoft.com/office/word/2024/wordml/sdtformatlock" xmlns:w16se="http://schemas.microsoft.com/office/word/2015/wordml/symex" xmlns:w16du="http://schemas.microsoft.com/office/word/2023/wordml/word16du" xmlns:wne="http://schemas.microsoft.com/office/word/2006/wordml" mc:Ignorable="w14 w15 w16se w16cid w16 w16cex w16sdtdh w16sdtfl w16du wp14">
   <w:endnote w:type="separator" w:id="-1">
     <w:p>
       <w:r>
@@ -2368,7 +2163,7 @@
 </file>
 
 <file path=word/footnotes.xml><?xml version="1.0" encoding="utf-8"?>
-<w:footnotes xmlns:wpc="http://schemas.microsoft.com/office/word/2010/wordprocessingCanvas" xmlns:cx="http://schemas.microsoft.com/office/drawing/2014/chartex" xmlns:cx1="http://schemas.microsoft.com/office/drawing/2015/9/8/chartex" xmlns:cx2="http://schemas.microsoft.com/office/drawing/2015/10/21/chartex" xmlns:cx3="http://schemas.microsoft.com/office/drawing/2016/5/9/chartex" xmlns:cx4="http://schemas.microsoft.com/office/drawing/2016/5/10/chartex" xmlns:cx5="http://schemas.microsoft.com/office/drawing/2016/5/11/chartex" xmlns:cx6="http://schemas.microsoft.com/office/drawing/2016/5/12/chartex" xmlns:cx7="http://schemas.microsoft.com/office/drawing/2016/5/13/chartex" xmlns:cx8="http://schemas.microsoft.com/office/drawing/2016/5/14/chartex" xmlns:mc="http://schemas.openxmlformats.org/markup-compatibility/2006" xmlns:aink="http://schemas.microsoft.com/office/drawing/2016/ink" xmlns:am3d="http://schemas.microsoft.com/office/drawing/2017/model3d" xmlns:o="urn:schemas-microsoft-com:office:office" xmlns:oel="http://schemas.microsoft.com/office/2019/extlst" xmlns:r="http://schemas.openxmlformats.org/officeDocument/2006/relationships" xmlns:m="http://schemas.openxmlformats.org/officeDocument/2006/math" xmlns:v="urn:schemas-microsoft-com:vml" xmlns:wp14="http://schemas.microsoft.com/office/word/2010/wordprocessingDrawing" xmlns:wp="http://schemas.openxmlformats.org/drawingml/2006/wordprocessingDrawing" xmlns:w10="urn:schemas-microsoft-com:office:word" xmlns:w="http://schemas.openxmlformats.org/wordprocessingml/2006/main" xmlns:w14="http://schemas.microsoft.com/office/word/2010/wordml" xmlns:w15="http://schemas.microsoft.com/office/word/2012/wordml" xmlns:w16cex="http://schemas.microsoft.com/office/word/2018/wordml/cex" xmlns:w16cid="http://schemas.microsoft.com/office/word/2016/wordml/cid" xmlns:w16="http://schemas.microsoft.com/office/word/2018/wordml" xmlns:w16du="http://schemas.microsoft.com/office/word/2023/wordml/word16du" xmlns:w16sdtdh="http://schemas.microsoft.com/office/word/2020/wordml/sdtdatahash" xmlns:w16sdtfl="http://schemas.microsoft.com/office/word/2024/wordml/sdtformatlock" xmlns:w16se="http://schemas.microsoft.com/office/word/2015/wordml/symex" xmlns:wpg="http://schemas.microsoft.com/office/word/2010/wordprocessingGroup" xmlns:wpi="http://schemas.microsoft.com/office/word/2010/wordprocessingInk" xmlns:wne="http://schemas.microsoft.com/office/word/2006/wordml" xmlns:wps="http://schemas.microsoft.com/office/word/2010/wordprocessingShape" mc:Ignorable="w14 w15 w16se w16cid w16 w16cex w16sdtdh w16sdtfl w16du wp14">
+<w:footnotes xmlns:wpc="http://schemas.microsoft.com/office/word/2010/wordprocessingCanvas" xmlns:cx="http://schemas.microsoft.com/office/drawing/2014/chartex" xmlns:cx1="http://schemas.microsoft.com/office/drawing/2015/9/8/chartex" xmlns:cx2="http://schemas.microsoft.com/office/drawing/2015/10/21/chartex" xmlns:cx3="http://schemas.microsoft.com/office/drawing/2016/5/9/chartex" xmlns:cx4="http://schemas.microsoft.com/office/drawing/2016/5/10/chartex" xmlns:cx5="http://schemas.microsoft.com/office/drawing/2016/5/11/chartex" xmlns:cx6="http://schemas.microsoft.com/office/drawing/2016/5/12/chartex" xmlns:cx7="http://schemas.microsoft.com/office/drawing/2016/5/13/chartex" xmlns:cx8="http://schemas.microsoft.com/office/drawing/2016/5/14/chartex" xmlns:mc="http://schemas.openxmlformats.org/markup-compatibility/2006" xmlns:m="http://schemas.openxmlformats.org/officeDocument/2006/math" xmlns:aink="http://schemas.microsoft.com/office/drawing/2016/ink" xmlns:am3d="http://schemas.microsoft.com/office/drawing/2017/model3d" xmlns:oel="http://schemas.microsoft.com/office/2019/extlst" xmlns:r="http://schemas.openxmlformats.org/officeDocument/2006/relationships" xmlns:wp14="http://schemas.microsoft.com/office/word/2010/wordprocessingDrawing" xmlns:wp="http://schemas.openxmlformats.org/drawingml/2006/wordprocessingDrawing" xmlns:wpg="http://schemas.microsoft.com/office/word/2010/wordprocessingGroup" xmlns:wpi="http://schemas.microsoft.com/office/word/2010/wordprocessingInk" xmlns:wps="http://schemas.microsoft.com/office/word/2010/wordprocessingShape" xmlns:o="urn:schemas-microsoft-com:office:office" xmlns:v="urn:schemas-microsoft-com:vml" xmlns:w10="urn:schemas-microsoft-com:office:word" xmlns:w="http://schemas.openxmlformats.org/wordprocessingml/2006/main" xmlns:w14="http://schemas.microsoft.com/office/word/2010/wordml" xmlns:w15="http://schemas.microsoft.com/office/word/2012/wordml" xmlns:w16cex="http://schemas.microsoft.com/office/word/2018/wordml/cex" xmlns:w16cid="http://schemas.microsoft.com/office/word/2016/wordml/cid" xmlns:w16="http://schemas.microsoft.com/office/word/2018/wordml" xmlns:w16sdtdh="http://schemas.microsoft.com/office/word/2020/wordml/sdtdatahash" xmlns:w16sdtfl="http://schemas.microsoft.com/office/word/2024/wordml/sdtformatlock" xmlns:w16se="http://schemas.microsoft.com/office/word/2015/wordml/symex" xmlns:w16du="http://schemas.microsoft.com/office/word/2023/wordml/word16du" xmlns:wne="http://schemas.microsoft.com/office/word/2006/wordml" mc:Ignorable="w14 w15 w16se w16cid w16 w16cex w16sdtdh w16sdtfl w16du wp14">
   <w:footnote w:type="separator" w:id="-1">
     <w:p>
       <w:r>
@@ -2387,7 +2182,7 @@
 </file>
 
 <file path=word/numbering.xml><?xml version="1.0" encoding="utf-8"?>
-<w:numbering xmlns:wpc="http://schemas.microsoft.com/office/word/2010/wordprocessingCanvas" xmlns:cx="http://schemas.microsoft.com/office/drawing/2014/chartex" xmlns:cx1="http://schemas.microsoft.com/office/drawing/2015/9/8/chartex" xmlns:cx2="http://schemas.microsoft.com/office/drawing/2015/10/21/chartex" xmlns:cx3="http://schemas.microsoft.com/office/drawing/2016/5/9/chartex" xmlns:cx4="http://schemas.microsoft.com/office/drawing/2016/5/10/chartex" xmlns:cx5="http://schemas.microsoft.com/office/drawing/2016/5/11/chartex" xmlns:cx6="http://schemas.microsoft.com/office/drawing/2016/5/12/chartex" xmlns:cx7="http://schemas.microsoft.com/office/drawing/2016/5/13/chartex" xmlns:cx8="http://schemas.microsoft.com/office/drawing/2016/5/14/chartex" xmlns:mc="http://schemas.openxmlformats.org/markup-compatibility/2006" xmlns:aink="http://schemas.microsoft.com/office/drawing/2016/ink" xmlns:am3d="http://schemas.microsoft.com/office/drawing/2017/model3d" xmlns:o="urn:schemas-microsoft-com:office:office" xmlns:oel="http://schemas.microsoft.com/office/2019/extlst" xmlns:r="http://schemas.openxmlformats.org/officeDocument/2006/relationships" xmlns:m="http://schemas.openxmlformats.org/officeDocument/2006/math" xmlns:v="urn:schemas-microsoft-com:vml" xmlns:wp14="http://schemas.microsoft.com/office/word/2010/wordprocessingDrawing" xmlns:wp="http://schemas.openxmlformats.org/drawingml/2006/wordprocessingDrawing" xmlns:w10="urn:schemas-microsoft-com:office:word" xmlns:w="http://schemas.openxmlformats.org/wordprocessingml/2006/main" xmlns:w14="http://schemas.microsoft.com/office/word/2010/wordml" xmlns:w15="http://schemas.microsoft.com/office/word/2012/wordml" xmlns:w16cex="http://schemas.microsoft.com/office/word/2018/wordml/cex" xmlns:w16cid="http://schemas.microsoft.com/office/word/2016/wordml/cid" xmlns:w16="http://schemas.microsoft.com/office/word/2018/wordml" xmlns:w16du="http://schemas.microsoft.com/office/word/2023/wordml/word16du" xmlns:w16sdtdh="http://schemas.microsoft.com/office/word/2020/wordml/sdtdatahash" xmlns:w16sdtfl="http://schemas.microsoft.com/office/word/2024/wordml/sdtformatlock" xmlns:w16se="http://schemas.microsoft.com/office/word/2015/wordml/symex" xmlns:wpg="http://schemas.microsoft.com/office/word/2010/wordprocessingGroup" xmlns:wpi="http://schemas.microsoft.com/office/word/2010/wordprocessingInk" xmlns:wne="http://schemas.microsoft.com/office/word/2006/wordml" xmlns:wps="http://schemas.microsoft.com/office/word/2010/wordprocessingShape" mc:Ignorable="w14 w15 w16se w16cid w16 w16cex w16sdtdh w16sdtfl w16du wp14">
+<w:numbering xmlns:wpc="http://schemas.microsoft.com/office/word/2010/wordprocessingCanvas" xmlns:cx="http://schemas.microsoft.com/office/drawing/2014/chartex" xmlns:cx1="http://schemas.microsoft.com/office/drawing/2015/9/8/chartex" xmlns:cx2="http://schemas.microsoft.com/office/drawing/2015/10/21/chartex" xmlns:cx3="http://schemas.microsoft.com/office/drawing/2016/5/9/chartex" xmlns:cx4="http://schemas.microsoft.com/office/drawing/2016/5/10/chartex" xmlns:cx5="http://schemas.microsoft.com/office/drawing/2016/5/11/chartex" xmlns:cx6="http://schemas.microsoft.com/office/drawing/2016/5/12/chartex" xmlns:cx7="http://schemas.microsoft.com/office/drawing/2016/5/13/chartex" xmlns:cx8="http://schemas.microsoft.com/office/drawing/2016/5/14/chartex" xmlns:mc="http://schemas.openxmlformats.org/markup-compatibility/2006" xmlns:m="http://schemas.openxmlformats.org/officeDocument/2006/math" xmlns:aink="http://schemas.microsoft.com/office/drawing/2016/ink" xmlns:am3d="http://schemas.microsoft.com/office/drawing/2017/model3d" xmlns:oel="http://schemas.microsoft.com/office/2019/extlst" xmlns:r="http://schemas.openxmlformats.org/officeDocument/2006/relationships" xmlns:wp14="http://schemas.microsoft.com/office/word/2010/wordprocessingDrawing" xmlns:wp="http://schemas.openxmlformats.org/drawingml/2006/wordprocessingDrawing" xmlns:wpg="http://schemas.microsoft.com/office/word/2010/wordprocessingGroup" xmlns:wpi="http://schemas.microsoft.com/office/word/2010/wordprocessingInk" xmlns:wps="http://schemas.microsoft.com/office/word/2010/wordprocessingShape" xmlns:o="urn:schemas-microsoft-com:office:office" xmlns:v="urn:schemas-microsoft-com:vml" xmlns:w10="urn:schemas-microsoft-com:office:word" xmlns:w="http://schemas.openxmlformats.org/wordprocessingml/2006/main" xmlns:w14="http://schemas.microsoft.com/office/word/2010/wordml" xmlns:w15="http://schemas.microsoft.com/office/word/2012/wordml" xmlns:w16cex="http://schemas.microsoft.com/office/word/2018/wordml/cex" xmlns:w16cid="http://schemas.microsoft.com/office/word/2016/wordml/cid" xmlns:w16="http://schemas.microsoft.com/office/word/2018/wordml" xmlns:w16sdtdh="http://schemas.microsoft.com/office/word/2020/wordml/sdtdatahash" xmlns:w16sdtfl="http://schemas.microsoft.com/office/word/2024/wordml/sdtformatlock" xmlns:w16se="http://schemas.microsoft.com/office/word/2015/wordml/symex" xmlns:w16du="http://schemas.microsoft.com/office/word/2023/wordml/word16du" xmlns:wne="http://schemas.microsoft.com/office/word/2006/wordml" mc:Ignorable="w14 w15 w16se w16cid w16 w16cex w16sdtdh w16sdtfl w16du wp14">
   <w:abstractNum w:abstractNumId="0" w15:restartNumberingAfterBreak="0">
     <w:nsid w:val="0053208E"/>
     <w:multiLevelType w:val="multilevel"/>
@@ -2980,7 +2775,7 @@
 </file>
 
 <file path=word/styles.xml><?xml version="1.0" encoding="utf-8"?>
-<w:styles xmlns:mc="http://schemas.openxmlformats.org/markup-compatibility/2006" xmlns:r="http://schemas.openxmlformats.org/officeDocument/2006/relationships" xmlns:w="http://schemas.openxmlformats.org/wordprocessingml/2006/main" xmlns:w14="http://schemas.microsoft.com/office/word/2010/wordml" xmlns:w15="http://schemas.microsoft.com/office/word/2012/wordml" xmlns:w16cex="http://schemas.microsoft.com/office/word/2018/wordml/cex" xmlns:w16cid="http://schemas.microsoft.com/office/word/2016/wordml/cid" xmlns:w16="http://schemas.microsoft.com/office/word/2018/wordml" xmlns:w16du="http://schemas.microsoft.com/office/word/2023/wordml/word16du" xmlns:w16sdtdh="http://schemas.microsoft.com/office/word/2020/wordml/sdtdatahash" xmlns:w16sdtfl="http://schemas.microsoft.com/office/word/2024/wordml/sdtformatlock" xmlns:w16se="http://schemas.microsoft.com/office/word/2015/wordml/symex" mc:Ignorable="w14 w15 w16se w16cid w16 w16cex w16sdtdh w16sdtfl w16du">
+<w:styles xmlns:mc="http://schemas.openxmlformats.org/markup-compatibility/2006" xmlns:r="http://schemas.openxmlformats.org/officeDocument/2006/relationships" xmlns:w="http://schemas.openxmlformats.org/wordprocessingml/2006/main" xmlns:w14="http://schemas.microsoft.com/office/word/2010/wordml" xmlns:w15="http://schemas.microsoft.com/office/word/2012/wordml" xmlns:w16cex="http://schemas.microsoft.com/office/word/2018/wordml/cex" xmlns:w16cid="http://schemas.microsoft.com/office/word/2016/wordml/cid" xmlns:w16="http://schemas.microsoft.com/office/word/2018/wordml" xmlns:w16sdtdh="http://schemas.microsoft.com/office/word/2020/wordml/sdtdatahash" xmlns:w16sdtfl="http://schemas.microsoft.com/office/word/2024/wordml/sdtformatlock" xmlns:w16se="http://schemas.microsoft.com/office/word/2015/wordml/symex" xmlns:w16du="http://schemas.microsoft.com/office/word/2023/wordml/word16du" mc:Ignorable="w14 w15 w16se w16cid w16 w16cex w16sdtdh w16sdtfl w16du">
   <w:docDefaults>
     <w:rPrDefault>
       <w:rPr>
